--- a/files/Maas_Fundraising_Top10.docx
+++ b/files/Maas_Fundraising_Top10.docx
@@ -134,7 +134,7 @@
               <w:spacing w:after="0"/>
             </w:pPr>
             <w:r>
-              <w:t>Enables every campaign; —</w:t>
+              <w:t>Enables every campaign (no separate $ estimate)</w:t>
             </w:r>
           </w:p>
         </w:tc>
